--- a/public/fun/stationery/편지지_전통051_봉수대저녁.docx
+++ b/public/fun/stationery/편지지_전통051_봉수대저녁.docx
@@ -40,7 +40,7 @@
           <w:sz w:val="24"/>
         </w:rPr>
         <w:tab/>
-        <w:t>날짜 :  20        년        월        일</w:t>
+        <w:t>날짜 :           년        월        일</w:t>
       </w:r>
     </w:p>
     <w:p>
